--- a/tests/fixtures/docx-authored/fzsri--final--prijediplomski--neuredan.docx
+++ b/tests/fixtures/docx-authored/fzsri--final--prijediplomski--neuredan.docx
@@ -58,7 +58,7 @@
       <w:pPr>
         <w:pStyle w:val="BodyText"/>
         <w:bidi w:val="0"/>
-        <w:spacing w:lineRule="auto" w:line="360" w:before="0" w:after="120"/>
+        <w:spacing w:lineRule="auto" w:line="240" w:before="0" w:after="340"/>
         <w:jc w:val="both"/>
         <w:rPr/>
       </w:pPr>
@@ -83,7 +83,7 @@
       <w:pPr>
         <w:pStyle w:val="BodyText"/>
         <w:bidi w:val="0"/>
-        <w:spacing w:lineRule="auto" w:line="360" w:before="0" w:after="120"/>
+        <w:spacing w:lineRule="auto" w:line="240" w:before="0" w:after="340"/>
         <w:jc w:val="both"/>
         <w:rPr/>
       </w:pPr>
@@ -296,67 +296,67 @@
       <w:pPr>
         <w:pStyle w:val="BodyText"/>
         <w:bidi w:val="0"/>
-        <w:spacing w:lineRule="auto" w:line="360" w:before="0" w:after="120"/>
-        <w:jc w:val="both"/>
-        <w:rPr/>
-      </w:pPr>
-      <w:r>
-        <w:rPr/>
-      </w:r>
-    </w:p>
-    <w:p>
-      <w:pPr>
-        <w:pStyle w:val="BodyText"/>
-        <w:bidi w:val="0"/>
-        <w:spacing w:lineRule="auto" w:line="360" w:before="0" w:after="120"/>
-        <w:jc w:val="both"/>
-        <w:rPr/>
-      </w:pPr>
-      <w:r>
-        <w:rPr/>
-      </w:r>
-    </w:p>
-    <w:p>
-      <w:pPr>
-        <w:pStyle w:val="BodyText"/>
-        <w:bidi w:val="0"/>
-        <w:spacing w:lineRule="auto" w:line="360" w:before="0" w:after="120"/>
-        <w:jc w:val="both"/>
-        <w:rPr/>
-      </w:pPr>
-      <w:r>
-        <w:rPr/>
-      </w:r>
-    </w:p>
-    <w:p>
-      <w:pPr>
-        <w:pStyle w:val="BodyText"/>
-        <w:bidi w:val="0"/>
-        <w:spacing w:lineRule="auto" w:line="360" w:before="0" w:after="120"/>
-        <w:jc w:val="both"/>
-        <w:rPr/>
-      </w:pPr>
-      <w:r>
-        <w:rPr/>
-      </w:r>
-    </w:p>
-    <w:p>
-      <w:pPr>
-        <w:pStyle w:val="BodyText"/>
-        <w:bidi w:val="0"/>
-        <w:spacing w:lineRule="auto" w:line="360" w:before="0" w:after="120"/>
-        <w:jc w:val="both"/>
-        <w:rPr/>
-      </w:pPr>
-      <w:r>
-        <w:rPr/>
-      </w:r>
-    </w:p>
-    <w:p>
-      <w:pPr>
-        <w:pStyle w:val="BodyText"/>
-        <w:bidi w:val="0"/>
-        <w:spacing w:lineRule="auto" w:line="360" w:before="0" w:after="120"/>
+        <w:spacing w:lineRule="auto" w:line="240" w:before="0" w:after="340"/>
+        <w:jc w:val="both"/>
+        <w:rPr/>
+      </w:pPr>
+      <w:r>
+        <w:rPr/>
+      </w:r>
+    </w:p>
+    <w:p>
+      <w:pPr>
+        <w:pStyle w:val="BodyText"/>
+        <w:bidi w:val="0"/>
+        <w:spacing w:lineRule="auto" w:line="240" w:before="0" w:after="340"/>
+        <w:jc w:val="both"/>
+        <w:rPr/>
+      </w:pPr>
+      <w:r>
+        <w:rPr/>
+      </w:r>
+    </w:p>
+    <w:p>
+      <w:pPr>
+        <w:pStyle w:val="BodyText"/>
+        <w:bidi w:val="0"/>
+        <w:spacing w:lineRule="auto" w:line="240" w:before="0" w:after="340"/>
+        <w:jc w:val="both"/>
+        <w:rPr/>
+      </w:pPr>
+      <w:r>
+        <w:rPr/>
+      </w:r>
+    </w:p>
+    <w:p>
+      <w:pPr>
+        <w:pStyle w:val="BodyText"/>
+        <w:bidi w:val="0"/>
+        <w:spacing w:lineRule="auto" w:line="240" w:before="0" w:after="340"/>
+        <w:jc w:val="both"/>
+        <w:rPr/>
+      </w:pPr>
+      <w:r>
+        <w:rPr/>
+      </w:r>
+    </w:p>
+    <w:p>
+      <w:pPr>
+        <w:pStyle w:val="BodyText"/>
+        <w:bidi w:val="0"/>
+        <w:spacing w:lineRule="auto" w:line="240" w:before="0" w:after="340"/>
+        <w:jc w:val="both"/>
+        <w:rPr/>
+      </w:pPr>
+      <w:r>
+        <w:rPr/>
+      </w:r>
+    </w:p>
+    <w:p>
+      <w:pPr>
+        <w:pStyle w:val="BodyText"/>
+        <w:bidi w:val="0"/>
+        <w:spacing w:lineRule="auto" w:line="240" w:before="0" w:after="340"/>
         <w:jc w:val="both"/>
         <w:rPr/>
       </w:pPr>
@@ -380,7 +380,7 @@
       <w:pPr>
         <w:pStyle w:val="BodyText"/>
         <w:bidi w:val="0"/>
-        <w:spacing w:lineRule="auto" w:line="360" w:before="0" w:after="120"/>
+        <w:spacing w:lineRule="auto" w:line="240" w:before="0" w:after="340"/>
         <w:jc w:val="both"/>
         <w:rPr/>
       </w:pPr>
@@ -400,7 +400,7 @@
       <w:pPr>
         <w:pStyle w:val="BodyText"/>
         <w:bidi w:val="0"/>
-        <w:spacing w:lineRule="auto" w:line="360" w:before="0" w:after="120"/>
+        <w:spacing w:lineRule="auto" w:line="240" w:before="0" w:after="340"/>
         <w:jc w:val="both"/>
         <w:rPr/>
       </w:pPr>
@@ -420,67 +420,67 @@
       <w:pPr>
         <w:pStyle w:val="BodyText"/>
         <w:bidi w:val="0"/>
-        <w:spacing w:lineRule="auto" w:line="360" w:before="0" w:after="120"/>
-        <w:jc w:val="both"/>
-        <w:rPr/>
-      </w:pPr>
-      <w:r>
-        <w:rPr/>
-      </w:r>
-    </w:p>
-    <w:p>
-      <w:pPr>
-        <w:pStyle w:val="BodyText"/>
-        <w:bidi w:val="0"/>
-        <w:spacing w:lineRule="auto" w:line="360" w:before="0" w:after="120"/>
-        <w:jc w:val="both"/>
-        <w:rPr/>
-      </w:pPr>
-      <w:r>
-        <w:rPr/>
-      </w:r>
-    </w:p>
-    <w:p>
-      <w:pPr>
-        <w:pStyle w:val="BodyText"/>
-        <w:bidi w:val="0"/>
-        <w:spacing w:lineRule="auto" w:line="360" w:before="0" w:after="120"/>
-        <w:jc w:val="both"/>
-        <w:rPr/>
-      </w:pPr>
-      <w:r>
-        <w:rPr/>
-      </w:r>
-    </w:p>
-    <w:p>
-      <w:pPr>
-        <w:pStyle w:val="BodyText"/>
-        <w:bidi w:val="0"/>
-        <w:spacing w:lineRule="auto" w:line="360" w:before="0" w:after="120"/>
-        <w:jc w:val="both"/>
-        <w:rPr/>
-      </w:pPr>
-      <w:r>
-        <w:rPr/>
-      </w:r>
-    </w:p>
-    <w:p>
-      <w:pPr>
-        <w:pStyle w:val="BodyText"/>
-        <w:bidi w:val="0"/>
-        <w:spacing w:lineRule="auto" w:line="360" w:before="0" w:after="120"/>
-        <w:jc w:val="both"/>
-        <w:rPr/>
-      </w:pPr>
-      <w:r>
-        <w:rPr/>
-      </w:r>
-    </w:p>
-    <w:p>
-      <w:pPr>
-        <w:pStyle w:val="BodyText"/>
-        <w:bidi w:val="0"/>
-        <w:spacing w:lineRule="auto" w:line="360" w:before="0" w:after="120"/>
+        <w:spacing w:lineRule="auto" w:line="240" w:before="0" w:after="340"/>
+        <w:jc w:val="both"/>
+        <w:rPr/>
+      </w:pPr>
+      <w:r>
+        <w:rPr/>
+      </w:r>
+    </w:p>
+    <w:p>
+      <w:pPr>
+        <w:pStyle w:val="BodyText"/>
+        <w:bidi w:val="0"/>
+        <w:spacing w:lineRule="auto" w:line="240" w:before="0" w:after="340"/>
+        <w:jc w:val="both"/>
+        <w:rPr/>
+      </w:pPr>
+      <w:r>
+        <w:rPr/>
+      </w:r>
+    </w:p>
+    <w:p>
+      <w:pPr>
+        <w:pStyle w:val="BodyText"/>
+        <w:bidi w:val="0"/>
+        <w:spacing w:lineRule="auto" w:line="240" w:before="0" w:after="340"/>
+        <w:jc w:val="both"/>
+        <w:rPr/>
+      </w:pPr>
+      <w:r>
+        <w:rPr/>
+      </w:r>
+    </w:p>
+    <w:p>
+      <w:pPr>
+        <w:pStyle w:val="BodyText"/>
+        <w:bidi w:val="0"/>
+        <w:spacing w:lineRule="auto" w:line="240" w:before="0" w:after="340"/>
+        <w:jc w:val="both"/>
+        <w:rPr/>
+      </w:pPr>
+      <w:r>
+        <w:rPr/>
+      </w:r>
+    </w:p>
+    <w:p>
+      <w:pPr>
+        <w:pStyle w:val="BodyText"/>
+        <w:bidi w:val="0"/>
+        <w:spacing w:lineRule="auto" w:line="240" w:before="0" w:after="340"/>
+        <w:jc w:val="both"/>
+        <w:rPr/>
+      </w:pPr>
+      <w:r>
+        <w:rPr/>
+      </w:r>
+    </w:p>
+    <w:p>
+      <w:pPr>
+        <w:pStyle w:val="BodyText"/>
+        <w:bidi w:val="0"/>
+        <w:spacing w:lineRule="auto" w:line="240" w:before="0" w:after="340"/>
         <w:jc w:val="both"/>
         <w:rPr/>
       </w:pPr>
@@ -504,7 +504,7 @@
       <w:pPr>
         <w:pStyle w:val="BodyText"/>
         <w:bidi w:val="0"/>
-        <w:spacing w:lineRule="auto" w:line="360" w:before="0" w:after="120"/>
+        <w:spacing w:lineRule="auto" w:line="240" w:before="0" w:after="340"/>
         <w:jc w:val="both"/>
         <w:rPr/>
       </w:pPr>
@@ -517,7 +517,7 @@
       <w:pPr>
         <w:pStyle w:val="BodyText"/>
         <w:bidi w:val="0"/>
-        <w:spacing w:lineRule="auto" w:line="360" w:before="0" w:after="120"/>
+        <w:spacing w:lineRule="auto" w:line="240" w:before="0" w:after="340"/>
         <w:jc w:val="both"/>
         <w:rPr/>
       </w:pPr>
@@ -530,67 +530,67 @@
       <w:pPr>
         <w:pStyle w:val="BodyText"/>
         <w:bidi w:val="0"/>
-        <w:spacing w:lineRule="auto" w:line="360" w:before="0" w:after="120"/>
-        <w:jc w:val="both"/>
-        <w:rPr/>
-      </w:pPr>
-      <w:r>
-        <w:rPr/>
-      </w:r>
-    </w:p>
-    <w:p>
-      <w:pPr>
-        <w:pStyle w:val="BodyText"/>
-        <w:bidi w:val="0"/>
-        <w:spacing w:lineRule="auto" w:line="360" w:before="0" w:after="120"/>
-        <w:jc w:val="both"/>
-        <w:rPr/>
-      </w:pPr>
-      <w:r>
-        <w:rPr/>
-      </w:r>
-    </w:p>
-    <w:p>
-      <w:pPr>
-        <w:pStyle w:val="BodyText"/>
-        <w:bidi w:val="0"/>
-        <w:spacing w:lineRule="auto" w:line="360" w:before="0" w:after="120"/>
-        <w:jc w:val="both"/>
-        <w:rPr/>
-      </w:pPr>
-      <w:r>
-        <w:rPr/>
-      </w:r>
-    </w:p>
-    <w:p>
-      <w:pPr>
-        <w:pStyle w:val="BodyText"/>
-        <w:bidi w:val="0"/>
-        <w:spacing w:lineRule="auto" w:line="360" w:before="0" w:after="120"/>
-        <w:jc w:val="both"/>
-        <w:rPr/>
-      </w:pPr>
-      <w:r>
-        <w:rPr/>
-      </w:r>
-    </w:p>
-    <w:p>
-      <w:pPr>
-        <w:pStyle w:val="BodyText"/>
-        <w:bidi w:val="0"/>
-        <w:spacing w:lineRule="auto" w:line="360" w:before="0" w:after="120"/>
-        <w:jc w:val="both"/>
-        <w:rPr/>
-      </w:pPr>
-      <w:r>
-        <w:rPr/>
-      </w:r>
-    </w:p>
-    <w:p>
-      <w:pPr>
-        <w:pStyle w:val="BodyText"/>
-        <w:bidi w:val="0"/>
-        <w:spacing w:lineRule="auto" w:line="360" w:before="0" w:after="120"/>
+        <w:spacing w:lineRule="auto" w:line="240" w:before="0" w:after="340"/>
+        <w:jc w:val="both"/>
+        <w:rPr/>
+      </w:pPr>
+      <w:r>
+        <w:rPr/>
+      </w:r>
+    </w:p>
+    <w:p>
+      <w:pPr>
+        <w:pStyle w:val="BodyText"/>
+        <w:bidi w:val="0"/>
+        <w:spacing w:lineRule="auto" w:line="240" w:before="0" w:after="340"/>
+        <w:jc w:val="both"/>
+        <w:rPr/>
+      </w:pPr>
+      <w:r>
+        <w:rPr/>
+      </w:r>
+    </w:p>
+    <w:p>
+      <w:pPr>
+        <w:pStyle w:val="BodyText"/>
+        <w:bidi w:val="0"/>
+        <w:spacing w:lineRule="auto" w:line="240" w:before="0" w:after="340"/>
+        <w:jc w:val="both"/>
+        <w:rPr/>
+      </w:pPr>
+      <w:r>
+        <w:rPr/>
+      </w:r>
+    </w:p>
+    <w:p>
+      <w:pPr>
+        <w:pStyle w:val="BodyText"/>
+        <w:bidi w:val="0"/>
+        <w:spacing w:lineRule="auto" w:line="240" w:before="0" w:after="340"/>
+        <w:jc w:val="both"/>
+        <w:rPr/>
+      </w:pPr>
+      <w:r>
+        <w:rPr/>
+      </w:r>
+    </w:p>
+    <w:p>
+      <w:pPr>
+        <w:pStyle w:val="BodyText"/>
+        <w:bidi w:val="0"/>
+        <w:spacing w:lineRule="auto" w:line="240" w:before="0" w:after="340"/>
+        <w:jc w:val="both"/>
+        <w:rPr/>
+      </w:pPr>
+      <w:r>
+        <w:rPr/>
+      </w:r>
+    </w:p>
+    <w:p>
+      <w:pPr>
+        <w:pStyle w:val="BodyText"/>
+        <w:bidi w:val="0"/>
+        <w:spacing w:lineRule="auto" w:line="240" w:before="0" w:after="340"/>
         <w:jc w:val="both"/>
         <w:rPr/>
       </w:pPr>
@@ -616,7 +616,7 @@
       <w:pPr>
         <w:pStyle w:val="BodyText"/>
         <w:bidi w:val="0"/>
-        <w:spacing w:lineRule="auto" w:line="360" w:before="0" w:after="120"/>
+        <w:spacing w:lineRule="auto" w:line="240" w:before="0" w:after="340"/>
         <w:jc w:val="both"/>
         <w:rPr/>
       </w:pPr>
@@ -629,7 +629,7 @@
       <w:pPr>
         <w:pStyle w:val="BodyText"/>
         <w:bidi w:val="0"/>
-        <w:spacing w:lineRule="auto" w:line="360" w:before="0" w:after="120"/>
+        <w:spacing w:lineRule="auto" w:line="240" w:before="0" w:after="340"/>
         <w:jc w:val="both"/>
         <w:rPr/>
       </w:pPr>
@@ -642,7 +642,7 @@
       <w:pPr>
         <w:pStyle w:val="BodyText"/>
         <w:bidi w:val="0"/>
-        <w:spacing w:lineRule="auto" w:line="360" w:before="0" w:after="120"/>
+        <w:spacing w:lineRule="auto" w:line="240" w:before="0" w:after="340"/>
         <w:jc w:val="both"/>
         <w:rPr/>
       </w:pPr>
@@ -655,67 +655,67 @@
       <w:pPr>
         <w:pStyle w:val="BodyText"/>
         <w:bidi w:val="0"/>
-        <w:spacing w:lineRule="auto" w:line="360" w:before="0" w:after="120"/>
-        <w:jc w:val="both"/>
-        <w:rPr/>
-      </w:pPr>
-      <w:r>
-        <w:rPr/>
-      </w:r>
-    </w:p>
-    <w:p>
-      <w:pPr>
-        <w:pStyle w:val="BodyText"/>
-        <w:bidi w:val="0"/>
-        <w:spacing w:lineRule="auto" w:line="360" w:before="0" w:after="120"/>
-        <w:jc w:val="both"/>
-        <w:rPr/>
-      </w:pPr>
-      <w:r>
-        <w:rPr/>
-      </w:r>
-    </w:p>
-    <w:p>
-      <w:pPr>
-        <w:pStyle w:val="BodyText"/>
-        <w:bidi w:val="0"/>
-        <w:spacing w:lineRule="auto" w:line="360" w:before="0" w:after="120"/>
-        <w:jc w:val="both"/>
-        <w:rPr/>
-      </w:pPr>
-      <w:r>
-        <w:rPr/>
-      </w:r>
-    </w:p>
-    <w:p>
-      <w:pPr>
-        <w:pStyle w:val="BodyText"/>
-        <w:bidi w:val="0"/>
-        <w:spacing w:lineRule="auto" w:line="360" w:before="0" w:after="120"/>
-        <w:jc w:val="both"/>
-        <w:rPr/>
-      </w:pPr>
-      <w:r>
-        <w:rPr/>
-      </w:r>
-    </w:p>
-    <w:p>
-      <w:pPr>
-        <w:pStyle w:val="BodyText"/>
-        <w:bidi w:val="0"/>
-        <w:spacing w:lineRule="auto" w:line="360" w:before="0" w:after="120"/>
-        <w:jc w:val="both"/>
-        <w:rPr/>
-      </w:pPr>
-      <w:r>
-        <w:rPr/>
-      </w:r>
-    </w:p>
-    <w:p>
-      <w:pPr>
-        <w:pStyle w:val="BodyText"/>
-        <w:bidi w:val="0"/>
-        <w:spacing w:lineRule="auto" w:line="360" w:before="0" w:after="120"/>
+        <w:spacing w:lineRule="auto" w:line="240" w:before="0" w:after="340"/>
+        <w:jc w:val="both"/>
+        <w:rPr/>
+      </w:pPr>
+      <w:r>
+        <w:rPr/>
+      </w:r>
+    </w:p>
+    <w:p>
+      <w:pPr>
+        <w:pStyle w:val="BodyText"/>
+        <w:bidi w:val="0"/>
+        <w:spacing w:lineRule="auto" w:line="240" w:before="0" w:after="340"/>
+        <w:jc w:val="both"/>
+        <w:rPr/>
+      </w:pPr>
+      <w:r>
+        <w:rPr/>
+      </w:r>
+    </w:p>
+    <w:p>
+      <w:pPr>
+        <w:pStyle w:val="BodyText"/>
+        <w:bidi w:val="0"/>
+        <w:spacing w:lineRule="auto" w:line="240" w:before="0" w:after="340"/>
+        <w:jc w:val="both"/>
+        <w:rPr/>
+      </w:pPr>
+      <w:r>
+        <w:rPr/>
+      </w:r>
+    </w:p>
+    <w:p>
+      <w:pPr>
+        <w:pStyle w:val="BodyText"/>
+        <w:bidi w:val="0"/>
+        <w:spacing w:lineRule="auto" w:line="240" w:before="0" w:after="340"/>
+        <w:jc w:val="both"/>
+        <w:rPr/>
+      </w:pPr>
+      <w:r>
+        <w:rPr/>
+      </w:r>
+    </w:p>
+    <w:p>
+      <w:pPr>
+        <w:pStyle w:val="BodyText"/>
+        <w:bidi w:val="0"/>
+        <w:spacing w:lineRule="auto" w:line="240" w:before="0" w:after="340"/>
+        <w:jc w:val="both"/>
+        <w:rPr/>
+      </w:pPr>
+      <w:r>
+        <w:rPr/>
+      </w:r>
+    </w:p>
+    <w:p>
+      <w:pPr>
+        <w:pStyle w:val="BodyText"/>
+        <w:bidi w:val="0"/>
+        <w:spacing w:lineRule="auto" w:line="240" w:before="0" w:after="340"/>
         <w:jc w:val="both"/>
         <w:rPr/>
       </w:pPr>
@@ -741,67 +741,67 @@
       <w:pPr>
         <w:pStyle w:val="BodyText"/>
         <w:bidi w:val="0"/>
-        <w:spacing w:lineRule="auto" w:line="360" w:before="0" w:after="120"/>
-        <w:jc w:val="both"/>
-        <w:rPr/>
-      </w:pPr>
-      <w:r>
-        <w:rPr/>
-      </w:r>
-    </w:p>
-    <w:p>
-      <w:pPr>
-        <w:pStyle w:val="BodyText"/>
-        <w:bidi w:val="0"/>
-        <w:spacing w:lineRule="auto" w:line="360" w:before="0" w:after="120"/>
-        <w:jc w:val="both"/>
-        <w:rPr/>
-      </w:pPr>
-      <w:r>
-        <w:rPr/>
-      </w:r>
-    </w:p>
-    <w:p>
-      <w:pPr>
-        <w:pStyle w:val="BodyText"/>
-        <w:bidi w:val="0"/>
-        <w:spacing w:lineRule="auto" w:line="360" w:before="0" w:after="120"/>
-        <w:jc w:val="both"/>
-        <w:rPr/>
-      </w:pPr>
-      <w:r>
-        <w:rPr/>
-      </w:r>
-    </w:p>
-    <w:p>
-      <w:pPr>
-        <w:pStyle w:val="BodyText"/>
-        <w:bidi w:val="0"/>
-        <w:spacing w:lineRule="auto" w:line="360" w:before="0" w:after="120"/>
-        <w:jc w:val="both"/>
-        <w:rPr/>
-      </w:pPr>
-      <w:r>
-        <w:rPr/>
-      </w:r>
-    </w:p>
-    <w:p>
-      <w:pPr>
-        <w:pStyle w:val="BodyText"/>
-        <w:bidi w:val="0"/>
-        <w:spacing w:lineRule="auto" w:line="360" w:before="0" w:after="120"/>
-        <w:jc w:val="both"/>
-        <w:rPr/>
-      </w:pPr>
-      <w:r>
-        <w:rPr/>
-      </w:r>
-    </w:p>
-    <w:p>
-      <w:pPr>
-        <w:pStyle w:val="BodyText"/>
-        <w:bidi w:val="0"/>
-        <w:spacing w:lineRule="auto" w:line="360" w:before="0" w:after="120"/>
+        <w:spacing w:lineRule="auto" w:line="240" w:before="0" w:after="340"/>
+        <w:jc w:val="both"/>
+        <w:rPr/>
+      </w:pPr>
+      <w:r>
+        <w:rPr/>
+      </w:r>
+    </w:p>
+    <w:p>
+      <w:pPr>
+        <w:pStyle w:val="BodyText"/>
+        <w:bidi w:val="0"/>
+        <w:spacing w:lineRule="auto" w:line="240" w:before="0" w:after="340"/>
+        <w:jc w:val="both"/>
+        <w:rPr/>
+      </w:pPr>
+      <w:r>
+        <w:rPr/>
+      </w:r>
+    </w:p>
+    <w:p>
+      <w:pPr>
+        <w:pStyle w:val="BodyText"/>
+        <w:bidi w:val="0"/>
+        <w:spacing w:lineRule="auto" w:line="240" w:before="0" w:after="340"/>
+        <w:jc w:val="both"/>
+        <w:rPr/>
+      </w:pPr>
+      <w:r>
+        <w:rPr/>
+      </w:r>
+    </w:p>
+    <w:p>
+      <w:pPr>
+        <w:pStyle w:val="BodyText"/>
+        <w:bidi w:val="0"/>
+        <w:spacing w:lineRule="auto" w:line="240" w:before="0" w:after="340"/>
+        <w:jc w:val="both"/>
+        <w:rPr/>
+      </w:pPr>
+      <w:r>
+        <w:rPr/>
+      </w:r>
+    </w:p>
+    <w:p>
+      <w:pPr>
+        <w:pStyle w:val="BodyText"/>
+        <w:bidi w:val="0"/>
+        <w:spacing w:lineRule="auto" w:line="240" w:before="0" w:after="340"/>
+        <w:jc w:val="both"/>
+        <w:rPr/>
+      </w:pPr>
+      <w:r>
+        <w:rPr/>
+      </w:r>
+    </w:p>
+    <w:p>
+      <w:pPr>
+        <w:pStyle w:val="BodyText"/>
+        <w:bidi w:val="0"/>
+        <w:spacing w:lineRule="auto" w:line="240" w:before="0" w:after="340"/>
         <w:jc w:val="both"/>
         <w:rPr/>
       </w:pPr>
@@ -827,7 +827,7 @@
       <w:pPr>
         <w:pStyle w:val="BodyText"/>
         <w:bidi w:val="0"/>
-        <w:spacing w:lineRule="auto" w:line="360" w:before="0" w:after="120"/>
+        <w:spacing w:lineRule="auto" w:line="240" w:before="0" w:after="340"/>
         <w:jc w:val="both"/>
         <w:rPr/>
       </w:pPr>
@@ -840,7 +840,7 @@
       <w:pPr>
         <w:pStyle w:val="BodyText"/>
         <w:bidi w:val="0"/>
-        <w:spacing w:lineRule="auto" w:line="360" w:before="0" w:after="120"/>
+        <w:spacing w:lineRule="auto" w:line="240" w:before="0" w:after="340"/>
         <w:jc w:val="both"/>
         <w:rPr/>
       </w:pPr>
@@ -853,7 +853,7 @@
       <w:pPr>
         <w:pStyle w:val="BodyText"/>
         <w:bidi w:val="0"/>
-        <w:spacing w:lineRule="auto" w:line="360" w:before="0" w:after="120"/>
+        <w:spacing w:lineRule="auto" w:line="240" w:before="0" w:after="340"/>
         <w:jc w:val="both"/>
         <w:rPr/>
       </w:pPr>
@@ -866,7 +866,7 @@
       <w:pPr>
         <w:pStyle w:val="BodyText"/>
         <w:bidi w:val="0"/>
-        <w:spacing w:lineRule="auto" w:line="360" w:before="0" w:after="120"/>
+        <w:spacing w:lineRule="auto" w:line="240" w:before="0" w:after="340"/>
         <w:jc w:val="both"/>
         <w:rPr/>
       </w:pPr>
@@ -893,7 +893,7 @@
       <w:pPr>
         <w:pStyle w:val="BodyText"/>
         <w:bidi w:val="0"/>
-        <w:spacing w:lineRule="auto" w:line="360" w:before="0" w:after="120"/>
+        <w:spacing w:lineRule="auto" w:line="240" w:before="0" w:after="340"/>
         <w:jc w:val="both"/>
         <w:rPr/>
       </w:pPr>
@@ -906,7 +906,7 @@
       <w:pPr>
         <w:pStyle w:val="BodyText"/>
         <w:bidi w:val="0"/>
-        <w:spacing w:lineRule="auto" w:line="360" w:before="0" w:after="120"/>
+        <w:spacing w:lineRule="auto" w:line="240" w:before="0" w:after="340"/>
         <w:jc w:val="both"/>
         <w:rPr/>
       </w:pPr>
@@ -919,7 +919,7 @@
       <w:pPr>
         <w:pStyle w:val="BodyText"/>
         <w:bidi w:val="0"/>
-        <w:spacing w:lineRule="auto" w:line="360" w:before="0" w:after="120"/>
+        <w:spacing w:lineRule="auto" w:line="240" w:before="0" w:after="340"/>
         <w:jc w:val="both"/>
         <w:rPr/>
       </w:pPr>
@@ -932,7 +932,7 @@
       <w:pPr>
         <w:pStyle w:val="BodyText"/>
         <w:bidi w:val="0"/>
-        <w:spacing w:lineRule="auto" w:line="360" w:before="0" w:after="120"/>
+        <w:spacing w:lineRule="auto" w:line="240" w:before="0" w:after="340"/>
         <w:jc w:val="both"/>
         <w:rPr/>
       </w:pPr>
@@ -959,7 +959,7 @@
       <w:pPr>
         <w:pStyle w:val="BodyText"/>
         <w:bidi w:val="0"/>
-        <w:spacing w:lineRule="auto" w:line="360" w:before="0" w:after="120"/>
+        <w:spacing w:lineRule="auto" w:line="240" w:before="0" w:after="340"/>
         <w:jc w:val="both"/>
         <w:rPr/>
       </w:pPr>
@@ -972,7 +972,7 @@
       <w:pPr>
         <w:pStyle w:val="BodyText"/>
         <w:bidi w:val="0"/>
-        <w:spacing w:lineRule="auto" w:line="360" w:before="0" w:after="120"/>
+        <w:spacing w:lineRule="auto" w:line="240" w:before="0" w:after="340"/>
         <w:jc w:val="both"/>
         <w:rPr/>
       </w:pPr>
@@ -985,7 +985,7 @@
       <w:pPr>
         <w:pStyle w:val="BodyText"/>
         <w:bidi w:val="0"/>
-        <w:spacing w:lineRule="auto" w:line="360" w:before="0" w:after="120"/>
+        <w:spacing w:lineRule="auto" w:line="240" w:before="0" w:after="340"/>
         <w:jc w:val="both"/>
         <w:rPr/>
       </w:pPr>
@@ -1026,7 +1026,7 @@
       <w:pPr>
         <w:pStyle w:val="BodyText"/>
         <w:bidi w:val="0"/>
-        <w:spacing w:lineRule="auto" w:line="360" w:before="0" w:after="120"/>
+        <w:spacing w:lineRule="auto" w:line="240" w:before="0" w:after="340"/>
         <w:jc w:val="both"/>
         <w:rPr/>
       </w:pPr>
@@ -1039,7 +1039,7 @@
       <w:pPr>
         <w:pStyle w:val="BodyText"/>
         <w:bidi w:val="0"/>
-        <w:spacing w:lineRule="auto" w:line="360" w:before="0" w:after="120"/>
+        <w:spacing w:lineRule="auto" w:line="240" w:before="0" w:after="340"/>
         <w:jc w:val="both"/>
         <w:rPr/>
       </w:pPr>
@@ -1052,7 +1052,7 @@
       <w:pPr>
         <w:pStyle w:val="BodyText"/>
         <w:bidi w:val="0"/>
-        <w:spacing w:lineRule="auto" w:line="360" w:before="0" w:after="120"/>
+        <w:spacing w:lineRule="auto" w:line="240" w:before="0" w:after="340"/>
         <w:jc w:val="both"/>
         <w:rPr/>
       </w:pPr>
@@ -1065,7 +1065,7 @@
       <w:pPr>
         <w:pStyle w:val="BodyText"/>
         <w:bidi w:val="0"/>
-        <w:spacing w:lineRule="auto" w:line="360" w:before="0" w:after="120"/>
+        <w:spacing w:lineRule="auto" w:line="240" w:before="0" w:after="340"/>
         <w:jc w:val="both"/>
         <w:rPr/>
       </w:pPr>
@@ -1092,7 +1092,7 @@
       <w:pPr>
         <w:pStyle w:val="BodyText"/>
         <w:bidi w:val="0"/>
-        <w:spacing w:lineRule="auto" w:line="360" w:before="0" w:after="120"/>
+        <w:spacing w:lineRule="auto" w:line="240" w:before="0" w:after="340"/>
         <w:jc w:val="both"/>
         <w:rPr/>
       </w:pPr>
@@ -1105,7 +1105,7 @@
       <w:pPr>
         <w:pStyle w:val="BodyText"/>
         <w:bidi w:val="0"/>
-        <w:spacing w:lineRule="auto" w:line="360" w:before="0" w:after="120"/>
+        <w:spacing w:lineRule="auto" w:line="240" w:before="0" w:after="340"/>
         <w:jc w:val="both"/>
         <w:rPr/>
       </w:pPr>
@@ -1118,7 +1118,7 @@
       <w:pPr>
         <w:pStyle w:val="BodyText"/>
         <w:bidi w:val="0"/>
-        <w:spacing w:lineRule="auto" w:line="360" w:before="0" w:after="120"/>
+        <w:spacing w:lineRule="auto" w:line="240" w:before="0" w:after="340"/>
         <w:jc w:val="both"/>
         <w:rPr/>
       </w:pPr>
@@ -1131,7 +1131,7 @@
       <w:pPr>
         <w:pStyle w:val="BodyText"/>
         <w:bidi w:val="0"/>
-        <w:spacing w:lineRule="auto" w:line="360" w:before="0" w:after="120"/>
+        <w:spacing w:lineRule="auto" w:line="240" w:before="0" w:after="340"/>
         <w:jc w:val="both"/>
         <w:rPr/>
       </w:pPr>
@@ -1172,7 +1172,7 @@
       <w:pPr>
         <w:pStyle w:val="BodyText"/>
         <w:bidi w:val="0"/>
-        <w:spacing w:lineRule="auto" w:line="360" w:before="0" w:after="120"/>
+        <w:spacing w:lineRule="auto" w:line="240" w:before="0" w:after="340"/>
         <w:jc w:val="both"/>
         <w:rPr/>
       </w:pPr>
@@ -1185,7 +1185,7 @@
       <w:pPr>
         <w:pStyle w:val="BodyText"/>
         <w:bidi w:val="0"/>
-        <w:spacing w:lineRule="auto" w:line="360" w:before="0" w:after="120"/>
+        <w:spacing w:lineRule="auto" w:line="240" w:before="0" w:after="340"/>
         <w:jc w:val="both"/>
         <w:rPr/>
       </w:pPr>
@@ -1198,7 +1198,7 @@
       <w:pPr>
         <w:pStyle w:val="BodyText"/>
         <w:bidi w:val="0"/>
-        <w:spacing w:lineRule="auto" w:line="360" w:before="0" w:after="120"/>
+        <w:spacing w:lineRule="auto" w:line="240" w:before="0" w:after="340"/>
         <w:jc w:val="both"/>
         <w:rPr/>
       </w:pPr>
@@ -1211,7 +1211,7 @@
       <w:pPr>
         <w:pStyle w:val="BodyText"/>
         <w:bidi w:val="0"/>
-        <w:spacing w:lineRule="auto" w:line="360" w:before="0" w:after="120"/>
+        <w:spacing w:lineRule="auto" w:line="240" w:before="0" w:after="340"/>
         <w:jc w:val="both"/>
         <w:rPr/>
       </w:pPr>
@@ -1238,7 +1238,7 @@
       <w:pPr>
         <w:pStyle w:val="BodyText"/>
         <w:bidi w:val="0"/>
-        <w:spacing w:lineRule="auto" w:line="360" w:before="0" w:after="120"/>
+        <w:spacing w:lineRule="auto" w:line="240" w:before="0" w:after="340"/>
         <w:jc w:val="both"/>
         <w:rPr/>
       </w:pPr>
@@ -1251,7 +1251,7 @@
       <w:pPr>
         <w:pStyle w:val="BodyText"/>
         <w:bidi w:val="0"/>
-        <w:spacing w:lineRule="auto" w:line="360" w:before="0" w:after="120"/>
+        <w:spacing w:lineRule="auto" w:line="240" w:before="0" w:after="340"/>
         <w:jc w:val="both"/>
         <w:rPr/>
       </w:pPr>
@@ -1264,7 +1264,7 @@
       <w:pPr>
         <w:pStyle w:val="BodyText"/>
         <w:bidi w:val="0"/>
-        <w:spacing w:lineRule="auto" w:line="360" w:before="0" w:after="120"/>
+        <w:spacing w:lineRule="auto" w:line="240" w:before="0" w:after="340"/>
         <w:jc w:val="both"/>
         <w:rPr/>
       </w:pPr>
@@ -1277,7 +1277,7 @@
       <w:pPr>
         <w:pStyle w:val="BodyText"/>
         <w:bidi w:val="0"/>
-        <w:spacing w:lineRule="auto" w:line="360" w:before="0" w:after="120"/>
+        <w:spacing w:lineRule="auto" w:line="240" w:before="0" w:after="340"/>
         <w:jc w:val="both"/>
         <w:rPr/>
       </w:pPr>
@@ -1318,7 +1318,7 @@
       <w:pPr>
         <w:pStyle w:val="BodyText"/>
         <w:bidi w:val="0"/>
-        <w:spacing w:lineRule="auto" w:line="360" w:before="0" w:after="120"/>
+        <w:spacing w:lineRule="auto" w:line="240" w:before="0" w:after="340"/>
         <w:jc w:val="both"/>
         <w:rPr/>
       </w:pPr>
@@ -1331,7 +1331,7 @@
       <w:pPr>
         <w:pStyle w:val="BodyText"/>
         <w:bidi w:val="0"/>
-        <w:spacing w:lineRule="auto" w:line="360" w:before="0" w:after="120"/>
+        <w:spacing w:lineRule="auto" w:line="240" w:before="0" w:after="340"/>
         <w:jc w:val="both"/>
         <w:rPr/>
       </w:pPr>
@@ -1344,7 +1344,7 @@
       <w:pPr>
         <w:pStyle w:val="BodyText"/>
         <w:bidi w:val="0"/>
-        <w:spacing w:lineRule="auto" w:line="360" w:before="0" w:after="120"/>
+        <w:spacing w:lineRule="auto" w:line="240" w:before="0" w:after="340"/>
         <w:jc w:val="both"/>
         <w:rPr/>
       </w:pPr>
@@ -1357,7 +1357,7 @@
       <w:pPr>
         <w:pStyle w:val="BodyText"/>
         <w:bidi w:val="0"/>
-        <w:spacing w:lineRule="auto" w:line="360" w:before="0" w:after="120"/>
+        <w:spacing w:lineRule="auto" w:line="240" w:before="0" w:after="340"/>
         <w:jc w:val="both"/>
         <w:rPr/>
       </w:pPr>
@@ -1384,7 +1384,7 @@
       <w:pPr>
         <w:pStyle w:val="BodyText"/>
         <w:bidi w:val="0"/>
-        <w:spacing w:lineRule="auto" w:line="360" w:before="0" w:after="120"/>
+        <w:spacing w:lineRule="auto" w:line="240" w:before="0" w:after="340"/>
         <w:jc w:val="both"/>
         <w:rPr/>
       </w:pPr>
@@ -1397,7 +1397,7 @@
       <w:pPr>
         <w:pStyle w:val="BodyText"/>
         <w:bidi w:val="0"/>
-        <w:spacing w:lineRule="auto" w:line="360" w:before="0" w:after="120"/>
+        <w:spacing w:lineRule="auto" w:line="240" w:before="0" w:after="340"/>
         <w:jc w:val="both"/>
         <w:rPr/>
       </w:pPr>
@@ -1410,7 +1410,7 @@
       <w:pPr>
         <w:pStyle w:val="BodyText"/>
         <w:bidi w:val="0"/>
-        <w:spacing w:lineRule="auto" w:line="360" w:before="0" w:after="120"/>
+        <w:spacing w:lineRule="auto" w:line="240" w:before="0" w:after="340"/>
         <w:jc w:val="both"/>
         <w:rPr/>
       </w:pPr>
@@ -1437,7 +1437,7 @@
       <w:pPr>
         <w:pStyle w:val="BodyText"/>
         <w:bidi w:val="0"/>
-        <w:spacing w:lineRule="auto" w:line="360" w:before="0" w:after="120"/>
+        <w:spacing w:lineRule="auto" w:line="240" w:before="0" w:after="340"/>
         <w:jc w:val="both"/>
         <w:rPr/>
       </w:pPr>
@@ -1450,7 +1450,7 @@
       <w:pPr>
         <w:pStyle w:val="BodyText"/>
         <w:bidi w:val="0"/>
-        <w:spacing w:lineRule="auto" w:line="360" w:before="0" w:after="120"/>
+        <w:spacing w:lineRule="auto" w:line="240" w:before="0" w:after="340"/>
         <w:jc w:val="both"/>
         <w:rPr/>
       </w:pPr>
@@ -1463,7 +1463,7 @@
       <w:pPr>
         <w:pStyle w:val="BodyText"/>
         <w:bidi w:val="0"/>
-        <w:spacing w:lineRule="auto" w:line="360" w:before="0" w:after="120"/>
+        <w:spacing w:lineRule="auto" w:line="240" w:before="0" w:after="340"/>
         <w:jc w:val="both"/>
         <w:rPr/>
       </w:pPr>
@@ -1476,7 +1476,7 @@
       <w:pPr>
         <w:pStyle w:val="BodyText"/>
         <w:bidi w:val="0"/>
-        <w:spacing w:lineRule="auto" w:line="360" w:before="0" w:after="120"/>
+        <w:spacing w:lineRule="auto" w:line="240" w:before="0" w:after="340"/>
         <w:jc w:val="both"/>
         <w:rPr/>
       </w:pPr>
@@ -1503,7 +1503,7 @@
       <w:pPr>
         <w:pStyle w:val="BodyText"/>
         <w:bidi w:val="0"/>
-        <w:spacing w:lineRule="auto" w:line="360" w:before="0" w:after="120"/>
+        <w:spacing w:lineRule="auto" w:line="240" w:before="0" w:after="340"/>
         <w:jc w:val="both"/>
         <w:rPr/>
       </w:pPr>
@@ -1516,7 +1516,7 @@
       <w:pPr>
         <w:pStyle w:val="BodyText"/>
         <w:bidi w:val="0"/>
-        <w:spacing w:lineRule="auto" w:line="360" w:before="0" w:after="120"/>
+        <w:spacing w:lineRule="auto" w:line="240" w:before="0" w:after="340"/>
         <w:jc w:val="both"/>
         <w:rPr/>
       </w:pPr>
@@ -1529,7 +1529,7 @@
       <w:pPr>
         <w:pStyle w:val="BodyText"/>
         <w:bidi w:val="0"/>
-        <w:spacing w:lineRule="auto" w:line="360" w:before="0" w:after="120"/>
+        <w:spacing w:lineRule="auto" w:line="240" w:before="0" w:after="340"/>
         <w:jc w:val="both"/>
         <w:rPr/>
       </w:pPr>
@@ -1565,16 +1565,16 @@
         </w:tblCellMar>
       </w:tblPr>
       <w:tblGrid>
-        <w:gridCol w:w="2267"/>
-        <w:gridCol w:w="2268"/>
-        <w:gridCol w:w="2268"/>
-        <w:gridCol w:w="2269"/>
+        <w:gridCol w:w="2351"/>
+        <w:gridCol w:w="2351"/>
+        <w:gridCol w:w="2352"/>
+        <w:gridCol w:w="2352"/>
       </w:tblGrid>
       <w:tr>
         <w:trPr/>
         <w:tc>
           <w:tcPr>
-            <w:tcW w:w="2267" w:type="dxa"/>
+            <w:tcW w:w="2351" w:type="dxa"/>
             <w:tcBorders/>
           </w:tcPr>
           <w:p>
@@ -1591,7 +1591,7 @@
         </w:tc>
         <w:tc>
           <w:tcPr>
-            <w:tcW w:w="2268" w:type="dxa"/>
+            <w:tcW w:w="2351" w:type="dxa"/>
             <w:tcBorders/>
           </w:tcPr>
           <w:p>
@@ -1608,7 +1608,7 @@
         </w:tc>
         <w:tc>
           <w:tcPr>
-            <w:tcW w:w="2268" w:type="dxa"/>
+            <w:tcW w:w="2352" w:type="dxa"/>
             <w:tcBorders/>
           </w:tcPr>
           <w:p>
@@ -1625,7 +1625,7 @@
         </w:tc>
         <w:tc>
           <w:tcPr>
-            <w:tcW w:w="2269" w:type="dxa"/>
+            <w:tcW w:w="2352" w:type="dxa"/>
             <w:tcBorders/>
           </w:tcPr>
           <w:p>
@@ -1645,7 +1645,7 @@
         <w:trPr/>
         <w:tc>
           <w:tcPr>
-            <w:tcW w:w="2267" w:type="dxa"/>
+            <w:tcW w:w="2351" w:type="dxa"/>
             <w:tcBorders/>
           </w:tcPr>
           <w:p>
@@ -1662,7 +1662,7 @@
         </w:tc>
         <w:tc>
           <w:tcPr>
-            <w:tcW w:w="2268" w:type="dxa"/>
+            <w:tcW w:w="2351" w:type="dxa"/>
             <w:tcBorders/>
           </w:tcPr>
           <w:p>
@@ -1679,7 +1679,7 @@
         </w:tc>
         <w:tc>
           <w:tcPr>
-            <w:tcW w:w="2268" w:type="dxa"/>
+            <w:tcW w:w="2352" w:type="dxa"/>
             <w:tcBorders/>
           </w:tcPr>
           <w:p>
@@ -1696,7 +1696,7 @@
         </w:tc>
         <w:tc>
           <w:tcPr>
-            <w:tcW w:w="2269" w:type="dxa"/>
+            <w:tcW w:w="2352" w:type="dxa"/>
             <w:tcBorders/>
           </w:tcPr>
           <w:p>
@@ -1716,7 +1716,7 @@
         <w:trPr/>
         <w:tc>
           <w:tcPr>
-            <w:tcW w:w="2267" w:type="dxa"/>
+            <w:tcW w:w="2351" w:type="dxa"/>
             <w:tcBorders/>
           </w:tcPr>
           <w:p>
@@ -1733,7 +1733,7 @@
         </w:tc>
         <w:tc>
           <w:tcPr>
-            <w:tcW w:w="2268" w:type="dxa"/>
+            <w:tcW w:w="2351" w:type="dxa"/>
             <w:tcBorders/>
           </w:tcPr>
           <w:p>
@@ -1750,7 +1750,7 @@
         </w:tc>
         <w:tc>
           <w:tcPr>
-            <w:tcW w:w="2268" w:type="dxa"/>
+            <w:tcW w:w="2352" w:type="dxa"/>
             <w:tcBorders/>
           </w:tcPr>
           <w:p>
@@ -1767,7 +1767,7 @@
         </w:tc>
         <w:tc>
           <w:tcPr>
-            <w:tcW w:w="2269" w:type="dxa"/>
+            <w:tcW w:w="2352" w:type="dxa"/>
             <w:tcBorders/>
           </w:tcPr>
           <w:p>
@@ -1787,7 +1787,7 @@
         <w:trPr/>
         <w:tc>
           <w:tcPr>
-            <w:tcW w:w="2267" w:type="dxa"/>
+            <w:tcW w:w="2351" w:type="dxa"/>
             <w:tcBorders/>
           </w:tcPr>
           <w:p>
@@ -1804,7 +1804,7 @@
         </w:tc>
         <w:tc>
           <w:tcPr>
-            <w:tcW w:w="2268" w:type="dxa"/>
+            <w:tcW w:w="2351" w:type="dxa"/>
             <w:tcBorders/>
           </w:tcPr>
           <w:p>
@@ -1821,7 +1821,7 @@
         </w:tc>
         <w:tc>
           <w:tcPr>
-            <w:tcW w:w="2268" w:type="dxa"/>
+            <w:tcW w:w="2352" w:type="dxa"/>
             <w:tcBorders/>
           </w:tcPr>
           <w:p>
@@ -1838,7 +1838,7 @@
         </w:tc>
         <w:tc>
           <w:tcPr>
-            <w:tcW w:w="2269" w:type="dxa"/>
+            <w:tcW w:w="2352" w:type="dxa"/>
             <w:tcBorders/>
           </w:tcPr>
           <w:p>
@@ -1858,7 +1858,7 @@
         <w:trPr/>
         <w:tc>
           <w:tcPr>
-            <w:tcW w:w="2267" w:type="dxa"/>
+            <w:tcW w:w="2351" w:type="dxa"/>
             <w:tcBorders/>
           </w:tcPr>
           <w:p>
@@ -1875,7 +1875,7 @@
         </w:tc>
         <w:tc>
           <w:tcPr>
-            <w:tcW w:w="2268" w:type="dxa"/>
+            <w:tcW w:w="2351" w:type="dxa"/>
             <w:tcBorders/>
           </w:tcPr>
           <w:p>
@@ -1892,7 +1892,7 @@
         </w:tc>
         <w:tc>
           <w:tcPr>
-            <w:tcW w:w="2268" w:type="dxa"/>
+            <w:tcW w:w="2352" w:type="dxa"/>
             <w:tcBorders/>
           </w:tcPr>
           <w:p>
@@ -1909,7 +1909,7 @@
         </w:tc>
         <w:tc>
           <w:tcPr>
-            <w:tcW w:w="2269" w:type="dxa"/>
+            <w:tcW w:w="2352" w:type="dxa"/>
             <w:tcBorders/>
           </w:tcPr>
           <w:p>
@@ -1966,15 +1966,15 @@
         </w:tblCellMar>
       </w:tblPr>
       <w:tblGrid>
-        <w:gridCol w:w="3024"/>
-        <w:gridCol w:w="3024"/>
-        <w:gridCol w:w="3024"/>
+        <w:gridCol w:w="3135"/>
+        <w:gridCol w:w="3135"/>
+        <w:gridCol w:w="3136"/>
       </w:tblGrid>
       <w:tr>
         <w:trPr/>
         <w:tc>
           <w:tcPr>
-            <w:tcW w:w="3024" w:type="dxa"/>
+            <w:tcW w:w="3135" w:type="dxa"/>
             <w:tcBorders/>
           </w:tcPr>
           <w:p>
@@ -1991,7 +1991,7 @@
         </w:tc>
         <w:tc>
           <w:tcPr>
-            <w:tcW w:w="3024" w:type="dxa"/>
+            <w:tcW w:w="3135" w:type="dxa"/>
             <w:tcBorders/>
           </w:tcPr>
           <w:p>
@@ -2008,7 +2008,7 @@
         </w:tc>
         <w:tc>
           <w:tcPr>
-            <w:tcW w:w="3024" w:type="dxa"/>
+            <w:tcW w:w="3136" w:type="dxa"/>
             <w:tcBorders/>
           </w:tcPr>
           <w:p>
@@ -2028,7 +2028,7 @@
         <w:trPr/>
         <w:tc>
           <w:tcPr>
-            <w:tcW w:w="3024" w:type="dxa"/>
+            <w:tcW w:w="3135" w:type="dxa"/>
             <w:tcBorders/>
           </w:tcPr>
           <w:p>
@@ -2045,7 +2045,7 @@
         </w:tc>
         <w:tc>
           <w:tcPr>
-            <w:tcW w:w="3024" w:type="dxa"/>
+            <w:tcW w:w="3135" w:type="dxa"/>
             <w:tcBorders/>
           </w:tcPr>
           <w:p>
@@ -2062,7 +2062,7 @@
         </w:tc>
         <w:tc>
           <w:tcPr>
-            <w:tcW w:w="3024" w:type="dxa"/>
+            <w:tcW w:w="3136" w:type="dxa"/>
             <w:tcBorders/>
           </w:tcPr>
           <w:p>
@@ -2082,7 +2082,7 @@
         <w:trPr/>
         <w:tc>
           <w:tcPr>
-            <w:tcW w:w="3024" w:type="dxa"/>
+            <w:tcW w:w="3135" w:type="dxa"/>
             <w:tcBorders/>
           </w:tcPr>
           <w:p>
@@ -2099,7 +2099,7 @@
         </w:tc>
         <w:tc>
           <w:tcPr>
-            <w:tcW w:w="3024" w:type="dxa"/>
+            <w:tcW w:w="3135" w:type="dxa"/>
             <w:tcBorders/>
           </w:tcPr>
           <w:p>
@@ -2116,7 +2116,7 @@
         </w:tc>
         <w:tc>
           <w:tcPr>
-            <w:tcW w:w="3024" w:type="dxa"/>
+            <w:tcW w:w="3136" w:type="dxa"/>
             <w:tcBorders/>
           </w:tcPr>
           <w:p>
@@ -2136,7 +2136,7 @@
         <w:trPr/>
         <w:tc>
           <w:tcPr>
-            <w:tcW w:w="3024" w:type="dxa"/>
+            <w:tcW w:w="3135" w:type="dxa"/>
             <w:tcBorders/>
           </w:tcPr>
           <w:p>
@@ -2153,7 +2153,7 @@
         </w:tc>
         <w:tc>
           <w:tcPr>
-            <w:tcW w:w="3024" w:type="dxa"/>
+            <w:tcW w:w="3135" w:type="dxa"/>
             <w:tcBorders/>
           </w:tcPr>
           <w:p>
@@ -2170,7 +2170,7 @@
         </w:tc>
         <w:tc>
           <w:tcPr>
-            <w:tcW w:w="3024" w:type="dxa"/>
+            <w:tcW w:w="3136" w:type="dxa"/>
             <w:tcBorders/>
           </w:tcPr>
           <w:p>
@@ -2190,7 +2190,7 @@
         <w:trPr/>
         <w:tc>
           <w:tcPr>
-            <w:tcW w:w="3024" w:type="dxa"/>
+            <w:tcW w:w="3135" w:type="dxa"/>
             <w:tcBorders/>
           </w:tcPr>
           <w:p>
@@ -2207,7 +2207,7 @@
         </w:tc>
         <w:tc>
           <w:tcPr>
-            <w:tcW w:w="3024" w:type="dxa"/>
+            <w:tcW w:w="3135" w:type="dxa"/>
             <w:tcBorders/>
           </w:tcPr>
           <w:p>
@@ -2224,7 +2224,7 @@
         </w:tc>
         <w:tc>
           <w:tcPr>
-            <w:tcW w:w="3024" w:type="dxa"/>
+            <w:tcW w:w="3136" w:type="dxa"/>
             <w:tcBorders/>
           </w:tcPr>
           <w:p>
@@ -2258,7 +2258,7 @@
       <w:pPr>
         <w:pStyle w:val="BodyText"/>
         <w:bidi w:val="0"/>
-        <w:spacing w:lineRule="auto" w:line="360" w:before="0" w:after="120"/>
+        <w:spacing w:lineRule="auto" w:line="240" w:before="0" w:after="340"/>
         <w:jc w:val="both"/>
         <w:rPr/>
       </w:pPr>
@@ -2338,7 +2338,7 @@
       <w:pPr>
         <w:pStyle w:val="BodyText"/>
         <w:bidi w:val="0"/>
-        <w:spacing w:lineRule="auto" w:line="360" w:before="0" w:after="120"/>
+        <w:spacing w:lineRule="auto" w:line="240" w:before="0" w:after="340"/>
         <w:jc w:val="both"/>
         <w:rPr/>
       </w:pPr>
@@ -2430,7 +2430,7 @@
       <w:pPr>
         <w:pStyle w:val="BodyText"/>
         <w:bidi w:val="0"/>
-        <w:spacing w:lineRule="auto" w:line="360" w:before="0" w:after="120"/>
+        <w:spacing w:lineRule="auto" w:line="240" w:before="0" w:after="340"/>
         <w:jc w:val="both"/>
         <w:rPr/>
       </w:pPr>
@@ -2443,7 +2443,7 @@
       <w:pPr>
         <w:pStyle w:val="BodyText"/>
         <w:bidi w:val="0"/>
-        <w:spacing w:lineRule="auto" w:line="360" w:before="0" w:after="120"/>
+        <w:spacing w:lineRule="auto" w:line="240" w:before="0" w:after="340"/>
         <w:jc w:val="both"/>
         <w:rPr/>
       </w:pPr>
@@ -2468,7 +2468,7 @@
       <w:pPr>
         <w:pStyle w:val="BodyText"/>
         <w:bidi w:val="0"/>
-        <w:spacing w:lineRule="auto" w:line="360" w:before="0" w:after="120"/>
+        <w:spacing w:lineRule="auto" w:line="240" w:before="0" w:after="340"/>
         <w:jc w:val="both"/>
         <w:rPr/>
       </w:pPr>
@@ -2481,7 +2481,7 @@
       <w:pPr>
         <w:pStyle w:val="BodyText"/>
         <w:bidi w:val="0"/>
-        <w:spacing w:lineRule="auto" w:line="360" w:before="0" w:after="120"/>
+        <w:spacing w:lineRule="auto" w:line="240" w:before="0" w:after="340"/>
         <w:jc w:val="both"/>
         <w:rPr/>
       </w:pPr>
@@ -2506,7 +2506,7 @@
       <w:pPr>
         <w:pStyle w:val="BodyText"/>
         <w:bidi w:val="0"/>
-        <w:spacing w:lineRule="auto" w:line="360" w:before="0" w:after="120"/>
+        <w:spacing w:lineRule="auto" w:line="240" w:before="0" w:after="340"/>
         <w:jc w:val="both"/>
         <w:rPr/>
       </w:pPr>
@@ -2519,7 +2519,7 @@
       <w:pPr>
         <w:pStyle w:val="BodyText"/>
         <w:bidi w:val="0"/>
-        <w:spacing w:lineRule="auto" w:line="360" w:before="0" w:after="120"/>
+        <w:spacing w:lineRule="auto" w:line="240" w:before="0" w:after="340"/>
         <w:jc w:val="both"/>
         <w:rPr/>
       </w:pPr>
@@ -2532,7 +2532,7 @@
       <w:pPr>
         <w:pStyle w:val="BodyText"/>
         <w:bidi w:val="0"/>
-        <w:spacing w:lineRule="auto" w:line="360" w:before="0" w:after="120"/>
+        <w:spacing w:lineRule="auto" w:line="240" w:before="0" w:after="340"/>
         <w:jc w:val="both"/>
         <w:rPr/>
       </w:pPr>
@@ -2545,7 +2545,7 @@
       <w:pPr>
         <w:pStyle w:val="BodyText"/>
         <w:bidi w:val="0"/>
-        <w:spacing w:lineRule="auto" w:line="360" w:before="0" w:after="120"/>
+        <w:spacing w:lineRule="auto" w:line="240" w:before="0" w:after="340"/>
         <w:jc w:val="both"/>
         <w:rPr/>
       </w:pPr>
@@ -2558,7 +2558,7 @@
       <w:pPr>
         <w:pStyle w:val="BodyText"/>
         <w:bidi w:val="0"/>
-        <w:spacing w:lineRule="auto" w:line="360" w:before="0" w:after="120"/>
+        <w:spacing w:lineRule="auto" w:line="240" w:before="0" w:after="340"/>
         <w:jc w:val="both"/>
         <w:rPr/>
       </w:pPr>
@@ -2571,7 +2571,7 @@
       <w:pPr>
         <w:pStyle w:val="BodyText"/>
         <w:bidi w:val="0"/>
-        <w:spacing w:lineRule="auto" w:line="360" w:before="0" w:after="120"/>
+        <w:spacing w:lineRule="auto" w:line="240" w:before="0" w:after="340"/>
         <w:jc w:val="both"/>
         <w:rPr/>
       </w:pPr>
@@ -2584,7 +2584,7 @@
       <w:pPr>
         <w:pStyle w:val="BodyText"/>
         <w:bidi w:val="0"/>
-        <w:spacing w:lineRule="auto" w:line="360" w:before="0" w:after="120"/>
+        <w:spacing w:lineRule="auto" w:line="240" w:before="0" w:after="340"/>
         <w:jc w:val="both"/>
         <w:rPr/>
       </w:pPr>
@@ -2597,7 +2597,7 @@
       <w:pPr>
         <w:pStyle w:val="BodyText"/>
         <w:bidi w:val="0"/>
-        <w:spacing w:lineRule="auto" w:line="360" w:before="0" w:after="120"/>
+        <w:spacing w:lineRule="auto" w:line="240" w:before="0" w:after="340"/>
         <w:jc w:val="both"/>
         <w:rPr/>
       </w:pPr>
@@ -2610,7 +2610,7 @@
       <w:pPr>
         <w:pStyle w:val="BodyText"/>
         <w:bidi w:val="0"/>
-        <w:spacing w:lineRule="auto" w:line="360" w:before="0" w:after="120"/>
+        <w:spacing w:lineRule="auto" w:line="240" w:before="0" w:after="340"/>
         <w:jc w:val="both"/>
         <w:rPr/>
       </w:pPr>
@@ -2623,7 +2623,7 @@
       <w:pPr>
         <w:pStyle w:val="BodyText"/>
         <w:bidi w:val="0"/>
-        <w:spacing w:lineRule="auto" w:line="360" w:before="0" w:after="120"/>
+        <w:spacing w:lineRule="auto" w:line="240" w:before="0" w:after="340"/>
         <w:jc w:val="both"/>
         <w:rPr/>
       </w:pPr>
@@ -2636,7 +2636,7 @@
       <w:pPr>
         <w:pStyle w:val="BodyText"/>
         <w:bidi w:val="0"/>
-        <w:spacing w:lineRule="auto" w:line="360" w:before="0" w:after="120"/>
+        <w:spacing w:lineRule="auto" w:line="240" w:before="0" w:after="340"/>
         <w:jc w:val="both"/>
         <w:rPr/>
       </w:pPr>
@@ -2649,7 +2649,7 @@
       <w:pPr>
         <w:pStyle w:val="BodyText"/>
         <w:bidi w:val="0"/>
-        <w:spacing w:lineRule="auto" w:line="360" w:before="0" w:after="120"/>
+        <w:spacing w:lineRule="auto" w:line="240" w:before="0" w:after="340"/>
         <w:jc w:val="both"/>
         <w:rPr/>
       </w:pPr>
@@ -2662,7 +2662,7 @@
       <w:pPr>
         <w:pStyle w:val="BodyText"/>
         <w:bidi w:val="0"/>
-        <w:spacing w:lineRule="auto" w:line="360" w:before="0" w:after="120"/>
+        <w:spacing w:lineRule="auto" w:line="240" w:before="0" w:after="340"/>
         <w:jc w:val="both"/>
         <w:rPr/>
       </w:pPr>
@@ -2675,7 +2675,7 @@
       <w:pPr>
         <w:pStyle w:val="BodyText"/>
         <w:bidi w:val="0"/>
-        <w:spacing w:lineRule="auto" w:line="360" w:before="0" w:after="120"/>
+        <w:spacing w:lineRule="auto" w:line="240" w:before="0" w:after="340"/>
         <w:jc w:val="both"/>
         <w:rPr/>
       </w:pPr>
@@ -2688,7 +2688,7 @@
       <w:pPr>
         <w:pStyle w:val="BodyText"/>
         <w:bidi w:val="0"/>
-        <w:spacing w:lineRule="auto" w:line="360" w:before="0" w:after="120"/>
+        <w:spacing w:lineRule="auto" w:line="240" w:before="0" w:after="340"/>
         <w:jc w:val="both"/>
         <w:rPr/>
       </w:pPr>
@@ -2701,7 +2701,7 @@
       <w:pPr>
         <w:pStyle w:val="BodyText"/>
         <w:bidi w:val="0"/>
-        <w:spacing w:lineRule="auto" w:line="360" w:before="0" w:after="120"/>
+        <w:spacing w:lineRule="auto" w:line="240" w:before="0" w:after="340"/>
         <w:jc w:val="both"/>
         <w:rPr/>
       </w:pPr>
@@ -2714,7 +2714,7 @@
       <w:pPr>
         <w:pStyle w:val="BodyText"/>
         <w:bidi w:val="0"/>
-        <w:spacing w:lineRule="auto" w:line="360" w:before="0" w:after="120"/>
+        <w:spacing w:lineRule="auto" w:line="240" w:before="0" w:after="340"/>
         <w:jc w:val="both"/>
         <w:rPr/>
       </w:pPr>
@@ -2727,7 +2727,7 @@
       <w:pPr>
         <w:pStyle w:val="BodyText"/>
         <w:bidi w:val="0"/>
-        <w:spacing w:lineRule="auto" w:line="360" w:before="0" w:after="120"/>
+        <w:spacing w:lineRule="auto" w:line="240" w:before="0" w:after="340"/>
         <w:jc w:val="both"/>
         <w:rPr/>
       </w:pPr>
@@ -2740,7 +2740,7 @@
       <w:pPr>
         <w:pStyle w:val="BodyText"/>
         <w:bidi w:val="0"/>
-        <w:spacing w:lineRule="auto" w:line="360" w:before="0" w:after="120"/>
+        <w:spacing w:lineRule="auto" w:line="240" w:before="0" w:after="340"/>
         <w:jc w:val="both"/>
         <w:rPr/>
       </w:pPr>
@@ -2753,7 +2753,7 @@
       <w:pPr>
         <w:pStyle w:val="BodyText"/>
         <w:bidi w:val="0"/>
-        <w:spacing w:lineRule="auto" w:line="360" w:before="0" w:after="120"/>
+        <w:spacing w:lineRule="auto" w:line="240" w:before="0" w:after="340"/>
         <w:jc w:val="both"/>
         <w:rPr/>
       </w:pPr>
@@ -2766,7 +2766,7 @@
       <w:pPr>
         <w:pStyle w:val="BodyText"/>
         <w:bidi w:val="0"/>
-        <w:spacing w:lineRule="auto" w:line="360" w:before="0" w:after="120"/>
+        <w:spacing w:lineRule="auto" w:line="240" w:before="0" w:after="340"/>
         <w:jc w:val="both"/>
         <w:rPr/>
       </w:pPr>
@@ -2779,7 +2779,7 @@
       <w:pPr>
         <w:pStyle w:val="BodyText"/>
         <w:bidi w:val="0"/>
-        <w:spacing w:lineRule="auto" w:line="360" w:before="0" w:after="120"/>
+        <w:spacing w:lineRule="auto" w:line="240" w:before="0" w:after="340"/>
         <w:jc w:val="both"/>
         <w:rPr/>
       </w:pPr>
@@ -2791,7 +2791,7 @@
     <w:sectPr>
       <w:footerReference w:type="default" r:id="rId4"/>
       <w:type w:val="nextPage"/>
-      <w:pgSz w:w="11906" w:h="16838"/>
+      <w:pgSz w:w="12240" w:h="15840"/>
       <w:pgMar w:left="1417" w:right="1417" w:gutter="0" w:header="0" w:top="1417" w:footer="1417" w:bottom="1993"/>
       <w:pgNumType w:fmt="decimal"/>
       <w:formProt w:val="false"/>
@@ -3093,11 +3093,11 @@
     <w:name w:val="Body Text"/>
     <w:basedOn w:val="Normal"/>
     <w:pPr>
-      <w:spacing w:lineRule="auto" w:line="360" w:before="0" w:after="120"/>
+      <w:spacing w:lineRule="auto" w:line="240" w:before="0" w:after="340"/>
       <w:jc w:val="both"/>
     </w:pPr>
     <w:rPr>
-      <w:rFonts w:ascii="Calibri" w:hAnsi="Calibri"/>
+      <w:rFonts w:ascii="Comic Sans MS" w:hAnsi="Comic Sans MS"/>
       <w:sz w:val="24"/>
     </w:rPr>
   </w:style>
